--- a/claude/licitaciones/564953-79-LE26/ANEXOS 564953-79-LE26 JUNCOS - PRELLENADO.docx
+++ b/claude/licitaciones/564953-79-LE26/ANEXOS 564953-79-LE26 JUNCOS - PRELLENADO.docx
@@ -333,14 +333,7 @@
               <w:rPr>
                 <w:sz w:val="18"/>
               </w:rPr>
-              <w:t xml:space="preserve">Teléfono: </w:t>
-            </w:r>
-            <w:r>
-              <w:rPr>
-                <w:sz w:val="18"/>
-                <w:highlight w:val="yellow"/>
-              </w:rPr>
-              <w:t>[PENDIENTE]</w:t>
+              <w:t>Teléfono: +56 9 9423 4563</w:t>
             </w:r>
           </w:p>
         </w:tc>
@@ -374,14 +367,7 @@
               <w:rPr>
                 <w:sz w:val="18"/>
               </w:rPr>
-              <w:t xml:space="preserve">Correo Electrónico: </w:t>
-            </w:r>
-            <w:r>
-              <w:rPr>
-                <w:sz w:val="18"/>
-                <w:highlight w:val="yellow"/>
-              </w:rPr>
-              <w:t>[PENDIENTE]</w:t>
+              <w:t>Correo Electrónico: juncoseirl@gmail.com</w:t>
             </w:r>
           </w:p>
         </w:tc>
@@ -504,14 +490,7 @@
               <w:rPr>
                 <w:sz w:val="18"/>
               </w:rPr>
-              <w:t xml:space="preserve">Teléfono: </w:t>
-            </w:r>
-            <w:r>
-              <w:rPr>
-                <w:sz w:val="18"/>
-                <w:highlight w:val="yellow"/>
-              </w:rPr>
-              <w:t>[PENDIENTE]</w:t>
+              <w:t>Teléfono: +56 9 9423 4563</w:t>
             </w:r>
           </w:p>
         </w:tc>
@@ -545,14 +524,7 @@
               <w:rPr>
                 <w:sz w:val="18"/>
               </w:rPr>
-              <w:t xml:space="preserve">Correo Electrónico: </w:t>
-            </w:r>
-            <w:r>
-              <w:rPr>
-                <w:sz w:val="18"/>
-                <w:highlight w:val="yellow"/>
-              </w:rPr>
-              <w:t>[PENDIENTE]</w:t>
+              <w:t>Correo Electrónico: juncoseirl@gmail.com</w:t>
             </w:r>
           </w:p>
         </w:tc>
@@ -1036,9 +1008,8 @@
             <w:r>
               <w:rPr>
                 <w:sz w:val="18"/>
-                <w:highlight w:val="yellow"/>
-              </w:rPr>
-              <w:t>[PENDIENTE]</w:t>
+              </w:rPr>
+              <w:t>+56 9 9423 4563</w:t>
             </w:r>
           </w:p>
         </w:tc>
@@ -1084,9 +1055,8 @@
             <w:r>
               <w:rPr>
                 <w:sz w:val="18"/>
-                <w:highlight w:val="yellow"/>
-              </w:rPr>
-              <w:t>[PENDIENTE]</w:t>
+              </w:rPr>
+              <w:t>juncoseirl@gmail.com</w:t>
             </w:r>
           </w:p>
         </w:tc>
@@ -5328,9 +5298,9 @@
             </w:pPr>
             <w:r>
               <w:rPr>
-                <w:highlight w:val="yellow"/>
-              </w:rPr>
-              <w:t>[PENDIENTE: IVA, o "Exento" si corresponde]</w:t>
+                <w:sz w:val="18"/>
+              </w:rPr>
+              <w:t>[PENDIENTE: 19% del neto]</w:t>
             </w:r>
           </w:p>
         </w:tc>
